--- a/3학년 2학기/문해프/과제 2/CSE4152_20221627_HW02.docx
+++ b/3학년 2학기/문해프/과제 2/CSE4152_20221627_HW02.docx
@@ -1,6 +1,6 @@
 
 <file path=word/document.xml><?xml version="1.0" encoding="utf-8"?>
-<w:document xmlns:wpc="http://schemas.microsoft.com/office/word/2010/wordprocessingCanvas" xmlns:cx="http://schemas.microsoft.com/office/drawing/2014/chartex" xmlns:cx1="http://schemas.microsoft.com/office/drawing/2015/9/8/chartex" xmlns:cx2="http://schemas.microsoft.com/office/drawing/2015/10/21/chartex" xmlns:cx3="http://schemas.microsoft.com/office/drawing/2016/5/9/chartex" xmlns:cx4="http://schemas.microsoft.com/office/drawing/2016/5/10/chartex" xmlns:cx5="http://schemas.microsoft.com/office/drawing/2016/5/11/chartex" xmlns:cx6="http://schemas.microsoft.com/office/drawing/2016/5/12/chartex" xmlns:cx7="http://schemas.microsoft.com/office/drawing/2016/5/13/chartex" xmlns:cx8="http://schemas.microsoft.com/office/drawing/2016/5/14/chartex" xmlns:mc="http://schemas.openxmlformats.org/markup-compatibility/2006" xmlns:aink="http://schemas.microsoft.com/office/drawing/2016/ink" xmlns:am3d="http://schemas.microsoft.com/office/drawing/2017/model3d" xmlns:o="urn:schemas-microsoft-com:office:office" xmlns:r="http://schemas.openxmlformats.org/officeDocument/2006/relationships" xmlns:m="http://schemas.openxmlformats.org/officeDocument/2006/math" xmlns:v="urn:schemas-microsoft-com:vml" xmlns:wp14="http://schemas.microsoft.com/office/word/2010/wordprocessingDrawing" xmlns:wp="http://schemas.openxmlformats.org/drawingml/2006/wordprocessingDrawing" xmlns:w10="urn:schemas-microsoft-com:office:word" xmlns:w="http://schemas.openxmlformats.org/wordprocessingml/2006/main" xmlns:w14="http://schemas.microsoft.com/office/word/2010/wordml" xmlns:w15="http://schemas.microsoft.com/office/word/2012/wordml" xmlns:w16cid="http://schemas.microsoft.com/office/word/2016/wordml/cid" xmlns:w16se="http://schemas.microsoft.com/office/word/2015/wordml/symex" xmlns:wpg="http://schemas.microsoft.com/office/word/2010/wordprocessingGroup" xmlns:wpi="http://schemas.microsoft.com/office/word/2010/wordprocessingInk" xmlns:wne="http://schemas.microsoft.com/office/word/2006/wordml" xmlns:wps="http://schemas.microsoft.com/office/word/2010/wordprocessingShape" mc:Ignorable="w14 w15 w16se w16cid wp14">
+<w:document xmlns:wpc="http://schemas.microsoft.com/office/word/2010/wordprocessingCanvas" xmlns:cx="http://schemas.microsoft.com/office/drawing/2014/chartex" xmlns:mc="http://schemas.openxmlformats.org/markup-compatibility/2006" xmlns:o="urn:schemas-microsoft-com:office:office" xmlns:r="http://schemas.openxmlformats.org/officeDocument/2006/relationships" xmlns:m="http://schemas.openxmlformats.org/officeDocument/2006/math" xmlns:v="urn:schemas-microsoft-com:vml" xmlns:wp14="http://schemas.microsoft.com/office/word/2010/wordprocessingDrawing" xmlns:wp="http://schemas.openxmlformats.org/drawingml/2006/wordprocessingDrawing" xmlns:w10="urn:schemas-microsoft-com:office:word" xmlns:w="http://schemas.openxmlformats.org/wordprocessingml/2006/main" xmlns:w14="http://schemas.microsoft.com/office/word/2010/wordml" xmlns:w15="http://schemas.microsoft.com/office/word/2012/wordml" xmlns:w16se="http://schemas.microsoft.com/office/word/2015/wordml/symex" xmlns:wpg="http://schemas.microsoft.com/office/word/2010/wordprocessingGroup" xmlns:wpi="http://schemas.microsoft.com/office/word/2010/wordprocessingInk" xmlns:wne="http://schemas.microsoft.com/office/word/2006/wordml" xmlns:wps="http://schemas.microsoft.com/office/word/2010/wordprocessingShape" mc:Ignorable="w14 w15 w16se wp14">
   <w:body>
     <w:p>
       <w:pPr>
@@ -16,11 +16,6 @@
       </w:r>
     </w:p>
     <w:p>
-      <w:pPr>
-        <w:rPr>
-          <w:rFonts w:hint="eastAsia"/>
-        </w:rPr>
-      </w:pPr>
       <w:r>
         <w:t>N * N matrix</w:t>
       </w:r>
@@ -49,13 +44,7 @@
         <w:t>개의 원소들을 찾아내기</w:t>
       </w:r>
     </w:p>
-    <w:p>
-      <w:pPr>
-        <w:rPr>
-          <w:rFonts w:hint="eastAsia"/>
-        </w:rPr>
-      </w:pPr>
-    </w:p>
+    <w:p/>
     <w:p>
       <w:pPr>
         <w:rPr>
@@ -80,7 +69,7 @@
           <w:rFonts w:hint="eastAsia"/>
           <w:b/>
         </w:rPr>
-        <w:t>알고리즘</w:t>
+        <w:t>하나씩 비교하기</w:t>
       </w:r>
     </w:p>
     <w:p>
@@ -190,47 +179,53 @@
     </w:p>
     <w:p/>
     <w:p>
-      <w:r>
-        <w:rPr>
-          <w:rFonts w:hint="eastAsia"/>
-        </w:rPr>
-        <w:t>더 나은 방법이 있는가?</w:t>
-      </w:r>
-    </w:p>
-    <w:p>
-      <w:r>
-        <w:rPr>
-          <w:rFonts w:hint="eastAsia"/>
-        </w:rPr>
-        <w:t>(</w:t>
-      </w:r>
-      <w:r>
-        <w:t>1)</w:t>
-      </w:r>
-      <w:r>
-        <w:t xml:space="preserve"> </w:t>
-      </w:r>
-      <w:r>
-        <w:rPr>
-          <w:rFonts w:hint="eastAsia"/>
+      <w:pPr>
+        <w:rPr>
+          <w:b/>
+        </w:rPr>
+      </w:pPr>
+      <w:r>
+        <w:rPr>
+          <w:b/>
+        </w:rPr>
+        <w:t>2)</w:t>
+      </w:r>
+      <w:r>
+        <w:rPr>
+          <w:b/>
+        </w:rPr>
+        <w:t xml:space="preserve"> </w:t>
+      </w:r>
+      <w:r>
+        <w:rPr>
+          <w:rFonts w:hint="eastAsia"/>
+          <w:b/>
         </w:rPr>
         <w:t>각 행,</w:t>
       </w:r>
       <w:r>
-        <w:t xml:space="preserve"> </w:t>
-      </w:r>
-      <w:r>
-        <w:rPr>
-          <w:rFonts w:hint="eastAsia"/>
+        <w:rPr>
+          <w:b/>
+        </w:rPr>
+        <w:t xml:space="preserve"> </w:t>
+      </w:r>
+      <w:r>
+        <w:rPr>
+          <w:rFonts w:hint="eastAsia"/>
+          <w:b/>
         </w:rPr>
         <w:t xml:space="preserve">각 열에서 제일 큰 숫자들을 찾아내기 </w:t>
       </w:r>
       <w:r>
+        <w:rPr>
+          <w:b/>
+        </w:rPr>
         <w:t xml:space="preserve">-&gt; </w:t>
       </w:r>
       <w:r>
         <w:rPr>
           <w:rFonts w:hint="eastAsia"/>
+          <w:b/>
         </w:rPr>
         <w:t>그것들끼리 비교.</w:t>
       </w:r>
@@ -378,11 +373,6 @@
       </w:r>
     </w:p>
     <w:p>
-      <w:pPr>
-        <w:rPr>
-          <w:rFonts w:hint="eastAsia"/>
-        </w:rPr>
-      </w:pPr>
       <w:r>
         <w:t xml:space="preserve">-&gt; </w:t>
       </w:r>
@@ -413,20 +403,120 @@
         <w:t>-&gt; O(N^2)</w:t>
       </w:r>
     </w:p>
+    <w:p>
+      <w:pPr>
+        <w:rPr>
+          <w:color w:val="FF0000"/>
+        </w:rPr>
+      </w:pPr>
+      <w:r>
+        <w:rPr>
+          <w:rFonts w:hint="eastAsia"/>
+          <w:color w:val="FF0000"/>
+        </w:rPr>
+        <w:t>근데 이 방식은 정확성이 보장되지 않음.</w:t>
+      </w:r>
+    </w:p>
+    <w:p>
+      <w:r>
+        <w:rPr>
+          <w:rFonts w:hint="eastAsia"/>
+        </w:rPr>
+        <w:t>예를 들어 다음과 같은 경우,</w:t>
+      </w:r>
+    </w:p>
+    <w:p>
+      <w:r>
+        <w:t>1  2  100  120</w:t>
+      </w:r>
+    </w:p>
+    <w:p>
+      <w:r>
+        <w:t>4  5  110  6</w:t>
+      </w:r>
+    </w:p>
+    <w:p>
+      <w:r>
+        <w:rPr>
+          <w:rFonts w:hint="eastAsia"/>
+        </w:rPr>
+        <w:t>7</w:t>
+      </w:r>
+      <w:r>
+        <w:t xml:space="preserve">  8   9   10</w:t>
+      </w:r>
+    </w:p>
+    <w:p>
+      <w:r>
+        <w:rPr>
+          <w:rFonts w:hint="eastAsia"/>
+        </w:rPr>
+        <w:t>1</w:t>
+      </w:r>
+      <w:r>
+        <w:t>1 12  13  14</w:t>
+      </w:r>
+    </w:p>
+    <w:p>
+      <w:pPr>
+        <w:rPr>
+          <w:rFonts w:hint="eastAsia"/>
+        </w:rPr>
+      </w:pPr>
+      <w:r>
+        <w:rPr>
+          <w:rFonts w:hint="eastAsia"/>
+        </w:rPr>
+        <w:t>-</w:t>
+      </w:r>
+      <w:r>
+        <w:t>&gt; 100</w:t>
+      </w:r>
+      <w:r>
+        <w:rPr>
+          <w:rFonts w:hint="eastAsia"/>
+        </w:rPr>
+        <w:t>이 세 번째로 큰 숫자인데,</w:t>
+      </w:r>
+      <w:r>
+        <w:t xml:space="preserve"> </w:t>
+      </w:r>
+      <w:r>
+        <w:rPr>
+          <w:rFonts w:hint="eastAsia"/>
+        </w:rPr>
+        <w:t>행에서 제일 큰 숫자로도,</w:t>
+      </w:r>
+      <w:r>
+        <w:t xml:space="preserve"> </w:t>
+      </w:r>
+      <w:r>
+        <w:rPr>
+          <w:rFonts w:hint="eastAsia"/>
+        </w:rPr>
+        <w:t>열에서 제일 큰 숫자로도 선택되지 않음.</w:t>
+      </w:r>
+    </w:p>
     <w:p/>
-    <w:p/>
-    <w:p>
-      <w:pPr>
-        <w:rPr>
-          <w:b/>
-        </w:rPr>
-      </w:pPr>
-      <w:r>
-        <w:rPr>
-          <w:rFonts w:hint="eastAsia"/>
-          <w:b/>
-        </w:rPr>
-        <w:t>2</w:t>
+    <w:p>
+      <w:pPr>
+        <w:rPr>
+          <w:rFonts w:hint="eastAsia"/>
+        </w:rPr>
+      </w:pPr>
+    </w:p>
+    <w:p>
+      <w:pPr>
+        <w:rPr>
+          <w:b/>
+        </w:rPr>
+      </w:pPr>
+      <w:r>
+        <w:rPr>
+          <w:b/>
+        </w:rPr>
+        <w:lastRenderedPageBreak/>
+        <w:t>3</w:t>
       </w:r>
       <w:r>
         <w:rPr>
@@ -439,7 +529,100 @@
           <w:rFonts w:hint="eastAsia"/>
           <w:b/>
         </w:rPr>
-        <w:t>정확성</w:t>
+        <w:t>최대힙 사용</w:t>
+      </w:r>
+    </w:p>
+    <w:p>
+      <w:r>
+        <w:rPr>
+          <w:rFonts w:hint="eastAsia"/>
+        </w:rPr>
+        <w:t>최대 힙을 사용하여 계산.</w:t>
+      </w:r>
+    </w:p>
+    <w:p>
+      <w:r>
+        <w:t xml:space="preserve">N*N </w:t>
+      </w:r>
+      <w:r>
+        <w:rPr>
+          <w:rFonts w:hint="eastAsia"/>
+        </w:rPr>
+        <w:t xml:space="preserve">배열을 하나의 </w:t>
+      </w:r>
+      <w:r>
+        <w:t>1</w:t>
+      </w:r>
+      <w:r>
+        <w:rPr>
+          <w:rFonts w:hint="eastAsia"/>
+        </w:rPr>
+        <w:t>차원 배열로 보고</w:t>
+      </w:r>
+      <w:r>
+        <w:t xml:space="preserve">, heapify </w:t>
+      </w:r>
+      <w:r>
+        <w:rPr>
+          <w:rFonts w:hint="eastAsia"/>
+        </w:rPr>
+        <w:t xml:space="preserve">적용 </w:t>
+      </w:r>
+      <w:r>
+        <w:t>-&gt; O(N^2)</w:t>
+      </w:r>
+    </w:p>
+    <w:p>
+      <w:r>
+        <w:rPr>
+          <w:rFonts w:hint="eastAsia"/>
+        </w:rPr>
+        <w:t>가장 큰 원소를 출력하고</w:t>
+      </w:r>
+      <w:r>
+        <w:t xml:space="preserve">, </w:t>
+      </w:r>
+      <w:r>
+        <w:rPr>
+          <w:rFonts w:hint="eastAsia"/>
+        </w:rPr>
+        <w:t xml:space="preserve">해당 원소 삭제 </w:t>
+      </w:r>
+      <w:r>
+        <w:t>-&gt; O(logN)</w:t>
+      </w:r>
+    </w:p>
+    <w:p>
+      <w:r>
+        <w:t xml:space="preserve">-&gt; </w:t>
+      </w:r>
+      <w:r>
+        <w:rPr>
+          <w:rFonts w:hint="eastAsia"/>
+        </w:rPr>
+        <w:t xml:space="preserve">이를 N번 반복 </w:t>
+      </w:r>
+      <w:r>
+        <w:t>-&gt; O(NlogN)</w:t>
+      </w:r>
+    </w:p>
+    <w:p>
+      <w:pPr>
+        <w:rPr>
+          <w:rFonts w:hint="eastAsia"/>
+        </w:rPr>
+      </w:pPr>
+      <w:r>
+        <w:t xml:space="preserve">-&gt; </w:t>
+      </w:r>
+      <w:r>
+        <w:rPr>
+          <w:rFonts w:hint="eastAsia"/>
+        </w:rPr>
+        <w:t xml:space="preserve">총 시간복잡도 </w:t>
+      </w:r>
+      <w:r>
+        <w:t>: O(N^2)</w:t>
       </w:r>
     </w:p>
     <w:p>
@@ -447,485 +630,736 @@
         <w:tabs>
           <w:tab w:val="left" w:pos="1260"/>
         </w:tabs>
-        <w:rPr>
-          <w:rFonts w:hint="eastAsia"/>
-        </w:rPr>
-      </w:pPr>
-    </w:p>
-    <w:p/>
-    <w:p/>
-    <w:p>
-      <w:pPr>
-        <w:rPr>
-          <w:rFonts w:hint="eastAsia"/>
-          <w:b/>
-        </w:rPr>
-      </w:pPr>
-      <w:r>
-        <w:rPr>
-          <w:rFonts w:hint="eastAsia"/>
-          <w:b/>
-        </w:rPr>
-        <w:t>3</w:t>
-      </w:r>
-      <w:r>
-        <w:rPr>
-          <w:b/>
-        </w:rPr>
-        <w:t xml:space="preserve">) </w:t>
-      </w:r>
-      <w:r>
-        <w:rPr>
-          <w:rFonts w:hint="eastAsia"/>
-          <w:b/>
-        </w:rPr>
-        <w:t>시간</w:t>
-      </w:r>
-      <w:r>
-        <w:rPr>
-          <w:rFonts w:hint="eastAsia"/>
-          <w:b/>
-        </w:rPr>
-        <w:t xml:space="preserve"> </w:t>
-      </w:r>
-      <w:r>
-        <w:rPr>
-          <w:rFonts w:hint="eastAsia"/>
-          <w:b/>
-        </w:rPr>
-        <w:t>복잡도</w:t>
-      </w:r>
-    </w:p>
-    <w:p/>
-    <w:p>
-      <w:pPr>
-        <w:rPr>
-          <w:rFonts w:hint="eastAsia"/>
-        </w:rPr>
-      </w:pPr>
-    </w:p>
-    <w:p>
-      <w:pPr>
-        <w:rPr>
-          <w:b/>
-        </w:rPr>
-      </w:pPr>
-      <w:r>
-        <w:rPr>
-          <w:rFonts w:hint="eastAsia"/>
-          <w:b/>
-        </w:rPr>
-        <w:lastRenderedPageBreak/>
-        <w:t>2</w:t>
-      </w:r>
-      <w:r>
-        <w:rPr>
-          <w:b/>
-        </w:rPr>
-        <w:t>. Position of K</w:t>
-      </w:r>
-    </w:p>
-    <w:p>
-      <w:pPr>
-        <w:rPr>
-          <w:rFonts w:hint="eastAsia"/>
-        </w:rPr>
-      </w:pPr>
-      <w:r>
-        <w:rPr>
-          <w:rFonts w:hint="eastAsia"/>
-        </w:rPr>
-        <w:t>주어진 행렬에서</w:t>
-      </w:r>
-      <w:r>
-        <w:t xml:space="preserve">, </w:t>
-      </w:r>
-      <w:r>
-        <w:rPr>
-          <w:rFonts w:hint="eastAsia"/>
-        </w:rPr>
-        <w:t>행은 숫자가 점점 커지거나 같고,</w:t>
-      </w:r>
-      <w:r>
-        <w:t xml:space="preserve"> </w:t>
-      </w:r>
-      <w:r>
-        <w:rPr>
-          <w:rFonts w:hint="eastAsia"/>
-        </w:rPr>
-        <w:t>열은 숫자가 점점 작아지거나 같음 을 만족하는 행과 열의 인덱스 번호 찾아라.</w:t>
-      </w:r>
-    </w:p>
-    <w:p/>
-    <w:p>
-      <w:pPr>
-        <w:rPr>
-          <w:rFonts w:hint="eastAsia"/>
-        </w:rPr>
-      </w:pPr>
-    </w:p>
-    <w:p>
-      <w:pPr>
-        <w:rPr>
-          <w:rFonts w:hint="eastAsia"/>
-          <w:b/>
-        </w:rPr>
-      </w:pPr>
-      <w:r>
-        <w:rPr>
-          <w:b/>
-        </w:rPr>
-        <w:t xml:space="preserve">1) </w:t>
-      </w:r>
-      <w:r>
-        <w:rPr>
-          <w:rFonts w:hint="eastAsia"/>
-          <w:b/>
-        </w:rPr>
-        <w:t>알고리즘</w:t>
-      </w:r>
-    </w:p>
-    <w:p>
-      <w:r>
-        <w:rPr>
-          <w:rFonts w:hint="eastAsia"/>
-        </w:rPr>
-        <w:t>제일 직관적으로 보자면,</w:t>
-      </w:r>
-      <w:r>
-        <w:t xml:space="preserve"> N * N </w:t>
-      </w:r>
-      <w:r>
-        <w:rPr>
-          <w:rFonts w:hint="eastAsia"/>
-        </w:rPr>
-        <w:t>행렬에서</w:t>
-      </w:r>
-      <w:r>
-        <w:t xml:space="preserve">, </w:t>
-      </w:r>
-      <w:r>
-        <w:rPr>
-          <w:rFonts w:hint="eastAsia"/>
-        </w:rPr>
-        <w:t>한 원소씩 집어서 보면 됨.</w:t>
-      </w:r>
-    </w:p>
-    <w:p>
-      <w:r>
-        <w:rPr>
-          <w:rFonts w:hint="eastAsia"/>
-        </w:rPr>
-        <w:t xml:space="preserve">원소 하나 인덱스의 행이 </w:t>
-      </w:r>
-      <w:r>
-        <w:t xml:space="preserve">non-decreasing </w:t>
-      </w:r>
-      <w:r>
-        <w:rPr>
-          <w:rFonts w:hint="eastAsia"/>
-        </w:rPr>
-        <w:t xml:space="preserve">인가 검사 </w:t>
-      </w:r>
-      <w:r>
-        <w:t xml:space="preserve">-&gt; </w:t>
-      </w:r>
-      <w:r>
-        <w:t>N</w:t>
-      </w:r>
-      <w:r>
-        <w:t>-1</w:t>
-      </w:r>
-      <w:r>
-        <w:rPr>
-          <w:rFonts w:hint="eastAsia"/>
-        </w:rPr>
-        <w:t>번 비교</w:t>
-      </w:r>
-    </w:p>
-    <w:p>
-      <w:pPr>
-        <w:rPr>
-          <w:rFonts w:hint="eastAsia"/>
-        </w:rPr>
-      </w:pPr>
-      <w:r>
-        <w:rPr>
-          <w:rFonts w:hint="eastAsia"/>
-        </w:rPr>
-        <w:t xml:space="preserve">원소 하나 인덱스의 </w:t>
-      </w:r>
-      <w:r>
-        <w:rPr>
-          <w:rFonts w:hint="eastAsia"/>
-        </w:rPr>
-        <w:t>열</w:t>
-      </w:r>
-      <w:r>
-        <w:rPr>
-          <w:rFonts w:hint="eastAsia"/>
-        </w:rPr>
-        <w:t xml:space="preserve">이 </w:t>
-      </w:r>
-      <w:r>
-        <w:t>non-</w:t>
-      </w:r>
-      <w:r>
-        <w:t>inc</w:t>
-      </w:r>
-      <w:r>
-        <w:t xml:space="preserve">reasing </w:t>
-      </w:r>
-      <w:r>
-        <w:rPr>
-          <w:rFonts w:hint="eastAsia"/>
-        </w:rPr>
-        <w:t xml:space="preserve">인가 검사 </w:t>
-      </w:r>
-      <w:r>
-        <w:t xml:space="preserve">-&gt; </w:t>
-      </w:r>
-      <w:r>
-        <w:t>N</w:t>
-      </w:r>
-      <w:r>
-        <w:t>-1</w:t>
-      </w:r>
-      <w:r>
-        <w:rPr>
-          <w:rFonts w:hint="eastAsia"/>
-        </w:rPr>
-        <w:t>번 비교</w:t>
-      </w:r>
-    </w:p>
-    <w:p>
-      <w:r>
-        <w:t xml:space="preserve">-&gt; </w:t>
-      </w:r>
-      <w:r>
-        <w:rPr>
-          <w:rFonts w:hint="eastAsia"/>
-        </w:rPr>
-        <w:t xml:space="preserve">인덱스 하나 당 </w:t>
-      </w:r>
-      <w:r>
-        <w:t>2N-2</w:t>
-      </w:r>
-      <w:r>
-        <w:rPr>
-          <w:rFonts w:hint="eastAsia"/>
-        </w:rPr>
-        <w:t>번 비교.</w:t>
-      </w:r>
-    </w:p>
-    <w:p>
-      <w:r>
-        <w:rPr>
-          <w:rFonts w:hint="eastAsia"/>
-        </w:rPr>
-        <w:t xml:space="preserve">총 원소 </w:t>
-      </w:r>
-      <w:r>
-        <w:t>N*N</w:t>
-      </w:r>
-      <w:r>
-        <w:rPr>
-          <w:rFonts w:hint="eastAsia"/>
-        </w:rPr>
-        <w:t xml:space="preserve">개니까 </w:t>
-      </w:r>
-      <w:r>
-        <w:t>N*N*(2N-2)</w:t>
-      </w:r>
-      <w:r>
-        <w:rPr>
-          <w:rFonts w:hint="eastAsia"/>
-        </w:rPr>
-        <w:t>번 비교.</w:t>
-      </w:r>
-    </w:p>
-    <w:p>
-      <w:r>
-        <w:rPr>
-          <w:rFonts w:hint="eastAsia"/>
-        </w:rPr>
-        <w:t>-</w:t>
-      </w:r>
-      <w:r>
-        <w:t>&gt; 2(N^3) – 2(N^2)</w:t>
-      </w:r>
-    </w:p>
-    <w:p>
-      <w:pPr>
-        <w:rPr>
-          <w:rFonts w:hint="eastAsia"/>
-        </w:rPr>
-      </w:pPr>
-      <w:r>
-        <w:rPr>
-          <w:rFonts w:hint="eastAsia"/>
-        </w:rPr>
-        <w:t>-</w:t>
-      </w:r>
-      <w:r>
-        <w:t>&gt; O(N^3).</w:t>
-      </w:r>
-    </w:p>
-    <w:p/>
-    <w:p>
-      <w:r>
-        <w:rPr>
-          <w:rFonts w:hint="eastAsia"/>
-        </w:rPr>
-        <w:t>더 나은 방법이 있는가?</w:t>
-      </w:r>
-    </w:p>
-    <w:p>
-      <w:r>
-        <w:t xml:space="preserve">(1) </w:t>
-      </w:r>
-      <w:r>
-        <w:rPr>
-          <w:rFonts w:hint="eastAsia"/>
-        </w:rPr>
-        <w:t xml:space="preserve">행/열 별로 </w:t>
-      </w:r>
-      <w:r>
-        <w:t>non-decreasing / non-increasing</w:t>
-      </w:r>
-      <w:r>
-        <w:rPr>
-          <w:rFonts w:hint="eastAsia"/>
-        </w:rPr>
-        <w:t>을 분석하고 기록해두기.</w:t>
-      </w:r>
-    </w:p>
-    <w:p>
-      <w:r>
-        <w:rPr>
-          <w:rFonts w:hint="eastAsia"/>
-        </w:rPr>
-        <w:t>행</w:t>
-      </w:r>
-      <w:r>
-        <w:t>/</w:t>
-      </w:r>
-      <w:r>
-        <w:rPr>
-          <w:rFonts w:hint="eastAsia"/>
-        </w:rPr>
-        <w:t xml:space="preserve">열 하나가 </w:t>
-      </w:r>
-      <w:r>
-        <w:t>non-decreasing / non-increasing</w:t>
-      </w:r>
-      <w:r>
-        <w:rPr>
-          <w:rFonts w:hint="eastAsia"/>
-        </w:rPr>
-        <w:t xml:space="preserve">인가를 분석하기 </w:t>
-      </w:r>
-      <w:r>
-        <w:t>-&gt; N-1</w:t>
-      </w:r>
-      <w:r>
-        <w:rPr>
-          <w:rFonts w:hint="eastAsia"/>
-        </w:rPr>
-        <w:t>번 비교 필요</w:t>
-      </w:r>
-    </w:p>
-    <w:p>
-      <w:r>
-        <w:rPr>
-          <w:rFonts w:hint="eastAsia"/>
-        </w:rPr>
-        <w:t>행 N개,</w:t>
-      </w:r>
-      <w:r>
-        <w:t xml:space="preserve"> </w:t>
-      </w:r>
-      <w:r>
-        <w:rPr>
-          <w:rFonts w:hint="eastAsia"/>
-        </w:rPr>
-        <w:t xml:space="preserve">열 </w:t>
-      </w:r>
-      <w:r>
-        <w:t>N</w:t>
-      </w:r>
-      <w:r>
-        <w:rPr>
-          <w:rFonts w:hint="eastAsia"/>
-        </w:rPr>
-        <w:t>개</w:t>
-      </w:r>
-      <w:r>
-        <w:t xml:space="preserve"> -&gt; 2N(N-1)</w:t>
-      </w:r>
-      <w:r>
-        <w:rPr>
-          <w:rFonts w:hint="eastAsia"/>
-        </w:rPr>
-        <w:t>번 비교로</w:t>
-      </w:r>
-      <w:r>
-        <w:t xml:space="preserve"> </w:t>
-      </w:r>
-      <w:r>
-        <w:rPr>
-          <w:rFonts w:hint="eastAsia"/>
-        </w:rPr>
-        <w:t>모든 행/열을 분석 가능</w:t>
-      </w:r>
-    </w:p>
-    <w:p>
-      <w:r>
-        <w:rPr>
-          <w:rFonts w:hint="eastAsia"/>
-        </w:rPr>
-        <w:t>-</w:t>
-      </w:r>
-      <w:r>
-        <w:t>&gt; 2(N^2) – 2N</w:t>
-      </w:r>
-    </w:p>
-    <w:p>
-      <w:pPr>
-        <w:rPr>
-          <w:rFonts w:hint="eastAsia"/>
-        </w:rPr>
-      </w:pPr>
-      <w:r>
-        <w:rPr>
-          <w:rFonts w:hint="eastAsia"/>
-        </w:rPr>
-        <w:t>-</w:t>
-      </w:r>
-      <w:r>
-        <w:t>&gt; O(N^2)</w:t>
-      </w:r>
-      <w:bookmarkStart w:id="0" w:name="_GoBack"/>
-      <w:bookmarkEnd w:id="0"/>
+      </w:pPr>
+    </w:p>
+    <w:p>
+      <w:pPr>
+        <w:tabs>
+          <w:tab w:val="left" w:pos="1260"/>
+        </w:tabs>
+      </w:pPr>
+      <w:r>
+        <w:rPr>
+          <w:rFonts w:hint="eastAsia"/>
+        </w:rPr>
+        <w:t xml:space="preserve">이 방식은 최대 힙 자료구조의 특성에 따라 </w:t>
+      </w:r>
+      <w:r>
+        <w:t>correctness</w:t>
+      </w:r>
+      <w:r>
+        <w:rPr>
+          <w:rFonts w:hint="eastAsia"/>
+        </w:rPr>
+        <w:t>를 직관적으로 확인할 수 있</w:t>
+      </w:r>
+      <w:r>
+        <w:rPr>
+          <w:rFonts w:hint="eastAsia"/>
+        </w:rPr>
+        <w:t>다.</w:t>
+      </w:r>
+    </w:p>
+    <w:p>
+      <w:pPr>
+        <w:tabs>
+          <w:tab w:val="left" w:pos="1260"/>
+        </w:tabs>
+        <w:rPr>
+          <w:rFonts w:hint="eastAsia"/>
+        </w:rPr>
+      </w:pPr>
+      <w:r>
+        <w:rPr>
+          <w:rFonts w:hint="eastAsia"/>
+        </w:rPr>
+        <w:t xml:space="preserve">전체 </w:t>
+      </w:r>
+      <w:r>
+        <w:t>N^2</w:t>
+      </w:r>
+      <w:r>
+        <w:rPr>
+          <w:rFonts w:hint="eastAsia"/>
+        </w:rPr>
+        <w:t>개의 데이터를 최대 힙으로 구성하게 되면,</w:t>
+      </w:r>
+      <w:r>
+        <w:t xml:space="preserve"> </w:t>
+      </w:r>
+      <w:r>
+        <w:rPr>
+          <w:rFonts w:hint="eastAsia"/>
+        </w:rPr>
+        <w:t>최대 힙의 속성에 따라 가장 큰 값</w:t>
+      </w:r>
+      <w:r>
+        <w:rPr>
+          <w:rFonts w:hint="eastAsia"/>
+        </w:rPr>
+        <w:t>은 반드시</w:t>
+      </w:r>
+      <w:r>
+        <w:rPr>
+          <w:rFonts w:hint="eastAsia"/>
+        </w:rPr>
+        <w:t xml:space="preserve"> 루트 노드에 위치하게 </w:t>
+      </w:r>
+      <w:r>
+        <w:rPr>
+          <w:rFonts w:hint="eastAsia"/>
+        </w:rPr>
+        <w:t>된다.</w:t>
+      </w:r>
+    </w:p>
+    <w:p>
+      <w:pPr>
+        <w:tabs>
+          <w:tab w:val="left" w:pos="1260"/>
+        </w:tabs>
+      </w:pPr>
+      <w:r>
+        <w:rPr>
+          <w:rFonts w:hint="eastAsia"/>
+        </w:rPr>
+        <w:t>루트 노드의 원소를 출력하고,</w:t>
+      </w:r>
+      <w:r>
+        <w:t xml:space="preserve"> </w:t>
+      </w:r>
+      <w:r>
+        <w:rPr>
+          <w:rFonts w:hint="eastAsia"/>
+        </w:rPr>
+        <w:t xml:space="preserve">해당 원소를 삭제한 남은 최대 힙에서 가장 큰 원소가 루트 노드로 </w:t>
+      </w:r>
+      <w:r>
+        <w:rPr>
+          <w:rFonts w:hint="eastAsia"/>
+        </w:rPr>
+        <w:t>끌어올리기를 반복하면,</w:t>
+      </w:r>
+      <w:r>
+        <w:t xml:space="preserve"> </w:t>
+      </w:r>
+      <w:r>
+        <w:rPr>
+          <w:rFonts w:hint="eastAsia"/>
+        </w:rPr>
+        <w:t>두 번째 출력에서는 전체에서 두 번째로 큰 값이,</w:t>
+      </w:r>
+      <w:r>
+        <w:t xml:space="preserve"> N</w:t>
+      </w:r>
+      <w:r>
+        <w:rPr>
+          <w:rFonts w:hint="eastAsia"/>
+        </w:rPr>
+        <w:t xml:space="preserve">번째 출력에서는 전체에서 </w:t>
+      </w:r>
+      <w:r>
+        <w:t xml:space="preserve">N </w:t>
+      </w:r>
+      <w:r>
+        <w:rPr>
+          <w:rFonts w:hint="eastAsia"/>
+        </w:rPr>
+        <w:t>번째로 큰 값이 출력되게 된다.</w:t>
+      </w:r>
+    </w:p>
+    <w:p>
+      <w:pPr>
+        <w:tabs>
+          <w:tab w:val="left" w:pos="1260"/>
+        </w:tabs>
+        <w:rPr>
+          <w:rFonts w:hint="eastAsia"/>
+        </w:rPr>
+      </w:pPr>
+      <w:r>
+        <w:rPr>
+          <w:rFonts w:hint="eastAsia"/>
+        </w:rPr>
+        <w:t xml:space="preserve">이를 통해 </w:t>
+      </w:r>
+      <w:r>
+        <w:rPr>
+          <w:rFonts w:hint="eastAsia"/>
+        </w:rPr>
+        <w:t xml:space="preserve">가장 큰 원소부터 시작하여 </w:t>
+      </w:r>
+      <w:r>
+        <w:t>N largest elements</w:t>
+      </w:r>
+      <w:r>
+        <w:rPr>
+          <w:rFonts w:hint="eastAsia"/>
+        </w:rPr>
+        <w:t>를 골라낼 수 있음을 직관적으로 확인할 수 있다.</w:t>
+      </w:r>
     </w:p>
     <w:p/>
     <w:p/>
     <w:p/>
     <w:p/>
     <w:p/>
-    <w:p>
-      <w:pPr>
-        <w:rPr>
-          <w:rFonts w:hint="eastAsia"/>
-        </w:rPr>
-      </w:pPr>
-    </w:p>
-    <w:p>
-      <w:pPr>
-        <w:rPr>
-          <w:rFonts w:hint="eastAsia"/>
-        </w:rPr>
-      </w:pPr>
+    <w:p/>
+    <w:p/>
+    <w:p/>
+    <w:p/>
+    <w:p/>
+    <w:p/>
+    <w:p>
+      <w:pPr>
+        <w:rPr>
+          <w:rFonts w:hint="eastAsia"/>
+        </w:rPr>
+      </w:pPr>
+    </w:p>
+    <w:p>
+      <w:pPr>
+        <w:rPr>
+          <w:b/>
+        </w:rPr>
+      </w:pPr>
+      <w:r>
+        <w:rPr>
+          <w:rFonts w:hint="eastAsia"/>
+          <w:b/>
+        </w:rPr>
+        <w:lastRenderedPageBreak/>
+        <w:t>2</w:t>
+      </w:r>
+      <w:r>
+        <w:rPr>
+          <w:b/>
+        </w:rPr>
+        <w:t>. Position of K</w:t>
+      </w:r>
+    </w:p>
+    <w:p>
+      <w:r>
+        <w:rPr>
+          <w:rFonts w:hint="eastAsia"/>
+        </w:rPr>
+        <w:t>주어진 행렬에서</w:t>
+      </w:r>
+      <w:r>
+        <w:t xml:space="preserve">, </w:t>
+      </w:r>
+      <w:r>
+        <w:rPr>
+          <w:rFonts w:hint="eastAsia"/>
+        </w:rPr>
+        <w:t>행은 숫자가 점점 커지거나 같고,</w:t>
+      </w:r>
+      <w:r>
+        <w:t xml:space="preserve"> </w:t>
+      </w:r>
+      <w:r>
+        <w:rPr>
+          <w:rFonts w:hint="eastAsia"/>
+        </w:rPr>
+        <w:t>열은 숫자가 점점 작아지거나 같음 을 만족하는 행과 열의 인덱스 번호 찾아라.</w:t>
+      </w:r>
+    </w:p>
+    <w:p>
+      <w:pPr>
+        <w:rPr>
+          <w:rFonts w:hint="eastAsia"/>
+        </w:rPr>
+      </w:pPr>
+    </w:p>
+    <w:p>
+      <w:pPr>
+        <w:rPr>
+          <w:b/>
+        </w:rPr>
+      </w:pPr>
+      <w:r>
+        <w:rPr>
+          <w:b/>
+        </w:rPr>
+        <w:t xml:space="preserve">1) </w:t>
+      </w:r>
+      <w:r>
+        <w:rPr>
+          <w:rFonts w:hint="eastAsia"/>
+          <w:b/>
+        </w:rPr>
+        <w:t>하나씩 비교하기</w:t>
+      </w:r>
+    </w:p>
+    <w:p>
+      <w:r>
+        <w:rPr>
+          <w:rFonts w:hint="eastAsia"/>
+        </w:rPr>
+        <w:t>제일 직관적으로 보자면,</w:t>
+      </w:r>
+      <w:r>
+        <w:t xml:space="preserve"> N * N </w:t>
+      </w:r>
+      <w:r>
+        <w:rPr>
+          <w:rFonts w:hint="eastAsia"/>
+        </w:rPr>
+        <w:t>행렬에서</w:t>
+      </w:r>
+      <w:r>
+        <w:t xml:space="preserve">, </w:t>
+      </w:r>
+      <w:r>
+        <w:rPr>
+          <w:rFonts w:hint="eastAsia"/>
+        </w:rPr>
+        <w:t>한 원소씩 집어서 보면 됨.</w:t>
+      </w:r>
+    </w:p>
+    <w:p>
+      <w:r>
+        <w:t xml:space="preserve">-&gt; </w:t>
+      </w:r>
+      <w:r>
+        <w:rPr>
+          <w:rFonts w:hint="eastAsia"/>
+        </w:rPr>
+        <w:t xml:space="preserve">원소 하나씩 </w:t>
+      </w:r>
+      <w:r>
+        <w:t>k</w:t>
+      </w:r>
+      <w:r>
+        <w:rPr>
+          <w:rFonts w:hint="eastAsia"/>
+        </w:rPr>
+        <w:t xml:space="preserve">인지 아닌지 </w:t>
+      </w:r>
+      <w:r>
+        <w:rPr>
+          <w:rFonts w:hint="eastAsia"/>
+        </w:rPr>
+        <w:t>비교</w:t>
+      </w:r>
+    </w:p>
+    <w:p>
+      <w:r>
+        <w:rPr>
+          <w:rFonts w:hint="eastAsia"/>
+        </w:rPr>
+        <w:t>-</w:t>
+      </w:r>
+      <w:r>
+        <w:t>&gt; O(N^</w:t>
+      </w:r>
+      <w:r>
+        <w:t>2</w:t>
+      </w:r>
+      <w:r>
+        <w:t>).</w:t>
+      </w:r>
+    </w:p>
+    <w:p/>
+    <w:p>
+      <w:pPr>
+        <w:rPr>
+          <w:b/>
+        </w:rPr>
+      </w:pPr>
+      <w:r>
+        <w:rPr>
+          <w:rFonts w:hint="eastAsia"/>
+          <w:b/>
+        </w:rPr>
+        <w:t>2</w:t>
+      </w:r>
+      <w:r>
+        <w:rPr>
+          <w:b/>
+        </w:rPr>
+        <w:t xml:space="preserve">) </w:t>
+      </w:r>
+      <w:r>
+        <w:rPr>
+          <w:rFonts w:hint="eastAsia"/>
+          <w:b/>
+        </w:rPr>
+        <w:t>행렬의 non-</w:t>
+      </w:r>
+      <w:r>
+        <w:rPr>
+          <w:b/>
+        </w:rPr>
+        <w:t xml:space="preserve">decreasing/non-increasing </w:t>
+      </w:r>
+      <w:r>
+        <w:rPr>
+          <w:rFonts w:hint="eastAsia"/>
+          <w:b/>
+        </w:rPr>
+        <w:t>특성 활용</w:t>
+      </w:r>
+    </w:p>
+    <w:p>
+      <w:r>
+        <w:rPr>
+          <w:rFonts w:hint="eastAsia"/>
+        </w:rPr>
+        <w:t>행렬의 왼쪽 위부터 시작하여,</w:t>
+      </w:r>
+      <w:r>
+        <w:t xml:space="preserve"> </w:t>
+      </w:r>
+      <w:r>
+        <w:rPr>
+          <w:rFonts w:hint="eastAsia"/>
+        </w:rPr>
+        <w:t>다음 과정을 반복한다.</w:t>
+      </w:r>
+    </w:p>
+    <w:p>
+      <w:r>
+        <w:rPr>
+          <w:rFonts w:hint="eastAsia"/>
+        </w:rPr>
+        <w:t xml:space="preserve">현재 보고있는 좌표의 값을 </w:t>
+      </w:r>
+      <w:r>
+        <w:t>a</w:t>
+      </w:r>
+      <w:r>
+        <w:rPr>
+          <w:rFonts w:hint="eastAsia"/>
+        </w:rPr>
+        <w:t>라고 하면,</w:t>
+      </w:r>
+    </w:p>
+    <w:p>
+      <w:r>
+        <w:t xml:space="preserve">- </w:t>
+      </w:r>
+      <w:r>
+        <w:rPr>
+          <w:rFonts w:hint="eastAsia"/>
+        </w:rPr>
+        <w:t xml:space="preserve">만약 </w:t>
+      </w:r>
+      <w:r>
+        <w:t xml:space="preserve">a == k -&gt; </w:t>
+      </w:r>
+      <w:r>
+        <w:rPr>
+          <w:rFonts w:hint="eastAsia"/>
+        </w:rPr>
+        <w:t>찾았음.</w:t>
+      </w:r>
+    </w:p>
+    <w:p>
+      <w:r>
+        <w:t xml:space="preserve">- </w:t>
+      </w:r>
+      <w:r>
+        <w:rPr>
+          <w:rFonts w:hint="eastAsia"/>
+        </w:rPr>
+        <w:t xml:space="preserve">만약 </w:t>
+      </w:r>
+      <w:r>
+        <w:t xml:space="preserve">a &lt; k  -&gt; </w:t>
+      </w:r>
+      <w:r>
+        <w:rPr>
+          <w:rFonts w:hint="eastAsia"/>
+        </w:rPr>
+        <w:t>오른쪽으로 이동</w:t>
+      </w:r>
+    </w:p>
+    <w:p>
+      <w:pPr>
+        <w:rPr>
+          <w:rFonts w:hint="eastAsia"/>
+        </w:rPr>
+      </w:pPr>
+      <w:r>
+        <w:rPr>
+          <w:rFonts w:hint="eastAsia"/>
+        </w:rPr>
+        <w:t>-</w:t>
+      </w:r>
+      <w:r>
+        <w:t xml:space="preserve"> </w:t>
+      </w:r>
+      <w:r>
+        <w:rPr>
+          <w:rFonts w:hint="eastAsia"/>
+        </w:rPr>
+        <w:t xml:space="preserve">만약 </w:t>
+      </w:r>
+      <w:r>
+        <w:t xml:space="preserve">a &gt; k  -&gt; </w:t>
+      </w:r>
+      <w:r>
+        <w:rPr>
+          <w:rFonts w:hint="eastAsia"/>
+        </w:rPr>
+        <w:t>아래로 이동</w:t>
+      </w:r>
+    </w:p>
+    <w:p>
+      <w:pPr>
+        <w:rPr>
+          <w:rFonts w:hint="eastAsia"/>
+        </w:rPr>
+      </w:pPr>
+      <w:r>
+        <w:rPr>
+          <w:rFonts w:hint="eastAsia"/>
+        </w:rPr>
+        <w:t>-</w:t>
+      </w:r>
+      <w:r>
+        <w:t xml:space="preserve"> </w:t>
+      </w:r>
+      <w:r>
+        <w:rPr>
+          <w:rFonts w:hint="eastAsia"/>
+        </w:rPr>
+        <w:t>만약 행렬 범위를 넘어서면,</w:t>
+      </w:r>
+      <w:r>
+        <w:t xml:space="preserve"> k</w:t>
+      </w:r>
+      <w:r>
+        <w:rPr>
+          <w:rFonts w:hint="eastAsia"/>
+        </w:rPr>
+        <w:t>는 존재하지 않음.</w:t>
+      </w:r>
+    </w:p>
+    <w:p/>
+    <w:p>
+      <w:r>
+        <w:rPr>
+          <w:rFonts w:hint="eastAsia"/>
+        </w:rPr>
+        <w:t>다음과 같은 흐름을 통해 직관적으로 c</w:t>
+      </w:r>
+      <w:r>
+        <w:t>orrectness</w:t>
+      </w:r>
+      <w:r>
+        <w:rPr>
+          <w:rFonts w:hint="eastAsia"/>
+        </w:rPr>
+        <w:t>를 증명할 수 있다.</w:t>
+      </w:r>
+    </w:p>
+    <w:p>
+      <w:r>
+        <w:rPr>
+          <w:rFonts w:hint="eastAsia"/>
+        </w:rPr>
+        <w:t>-</w:t>
+      </w:r>
+      <w:r>
+        <w:t xml:space="preserve"> </w:t>
+      </w:r>
+      <w:r>
+        <w:rPr>
+          <w:rFonts w:hint="eastAsia"/>
+        </w:rPr>
+        <w:t xml:space="preserve">만약 현재 위치의 값이 </w:t>
+      </w:r>
+      <w:r>
+        <w:t>k</w:t>
+      </w:r>
+      <w:r>
+        <w:rPr>
+          <w:rFonts w:hint="eastAsia"/>
+        </w:rPr>
+        <w:t>보다 작다면,</w:t>
+      </w:r>
+      <w:r>
+        <w:t xml:space="preserve"> </w:t>
+      </w:r>
+      <w:r>
+        <w:rPr>
+          <w:rFonts w:hint="eastAsia"/>
+        </w:rPr>
+        <w:t>해당 열에서 현재 위치 아래로는 모두 k보다 작으므로,</w:t>
+      </w:r>
+      <w:r>
+        <w:t xml:space="preserve"> k</w:t>
+      </w:r>
+      <w:r>
+        <w:rPr>
+          <w:rFonts w:hint="eastAsia"/>
+        </w:rPr>
+        <w:t>가 될 수 없다.</w:t>
+      </w:r>
+      <w:r>
+        <w:t xml:space="preserve"> </w:t>
+      </w:r>
+      <w:r>
+        <w:rPr>
+          <w:rFonts w:hint="eastAsia"/>
+        </w:rPr>
+        <w:t>따라서 해당 범위는 탐색에서 배제할 수 있다.</w:t>
+      </w:r>
+    </w:p>
+    <w:p>
+      <w:r>
+        <w:t xml:space="preserve">- </w:t>
+      </w:r>
+      <w:r>
+        <w:rPr>
+          <w:rFonts w:hint="eastAsia"/>
+        </w:rPr>
+        <w:t>만약 현재 위치의 값이 k보다 크다면,</w:t>
+      </w:r>
+      <w:r>
+        <w:t xml:space="preserve"> </w:t>
+      </w:r>
+      <w:r>
+        <w:rPr>
+          <w:rFonts w:hint="eastAsia"/>
+        </w:rPr>
+        <w:t xml:space="preserve">해당 행에서 현재 위치 오른쪽으로는 모두 </w:t>
+      </w:r>
+      <w:r>
+        <w:t>k</w:t>
+      </w:r>
+      <w:r>
+        <w:rPr>
+          <w:rFonts w:hint="eastAsia"/>
+        </w:rPr>
+        <w:t>보다 크므로,</w:t>
+      </w:r>
+      <w:r>
+        <w:t xml:space="preserve"> k</w:t>
+      </w:r>
+      <w:r>
+        <w:rPr>
+          <w:rFonts w:hint="eastAsia"/>
+        </w:rPr>
+        <w:t>가 될 수 없다.</w:t>
+      </w:r>
+      <w:r>
+        <w:t xml:space="preserve"> </w:t>
+      </w:r>
+      <w:r>
+        <w:rPr>
+          <w:rFonts w:hint="eastAsia"/>
+        </w:rPr>
+        <w:t>따라서 해당 범위는 탐색에서 배제할 수 있다.</w:t>
+      </w:r>
+    </w:p>
+    <w:p>
+      <w:pPr>
+        <w:rPr>
+          <w:rFonts w:hint="eastAsia"/>
+        </w:rPr>
+      </w:pPr>
+      <w:r>
+        <w:rPr>
+          <w:rFonts w:hint="eastAsia"/>
+        </w:rPr>
+        <w:t>이 과정을 통해,</w:t>
+      </w:r>
+      <w:r>
+        <w:t xml:space="preserve"> </w:t>
+      </w:r>
+      <w:r>
+        <w:rPr>
+          <w:rFonts w:hint="eastAsia"/>
+        </w:rPr>
+        <w:t xml:space="preserve">매 비교마다 </w:t>
+      </w:r>
+      <w:r>
+        <w:t>1</w:t>
+      </w:r>
+      <w:r>
+        <w:rPr>
+          <w:rFonts w:hint="eastAsia"/>
+        </w:rPr>
+        <w:t xml:space="preserve">개의 행 또는 열을 </w:t>
+      </w:r>
+      <w:r>
+        <w:rPr>
+          <w:rFonts w:hint="eastAsia"/>
+        </w:rPr>
+        <w:t>안전하게 배제해나갈 수 있고,</w:t>
+      </w:r>
+      <w:r>
+        <w:t xml:space="preserve"> </w:t>
+      </w:r>
+      <w:r>
+        <w:rPr>
+          <w:rFonts w:hint="eastAsia"/>
+        </w:rPr>
+        <w:t>이 과정을 반복하는 것으로 행렬</w:t>
+      </w:r>
+    </w:p>
+    <w:p/>
+    <w:p>
+      <w:pPr>
+        <w:rPr>
+          <w:rFonts w:hint="eastAsia"/>
+        </w:rPr>
+      </w:pPr>
+      <w:r>
+        <w:rPr>
+          <w:rFonts w:hint="eastAsia"/>
+        </w:rPr>
+        <w:t>매 비교마다 오른쪽으로 이동</w:t>
+      </w:r>
+      <w:r>
+        <w:t xml:space="preserve"> </w:t>
+      </w:r>
+      <w:r>
+        <w:rPr>
+          <w:rFonts w:hint="eastAsia"/>
+        </w:rPr>
+        <w:t>혹은 아래로 이동 중에 하나를 택하므로,</w:t>
+      </w:r>
+      <w:r>
+        <w:t xml:space="preserve"> </w:t>
+      </w:r>
+      <w:r>
+        <w:rPr>
+          <w:rFonts w:hint="eastAsia"/>
+        </w:rPr>
+        <w:t xml:space="preserve">총 </w:t>
+      </w:r>
+      <w:r>
+        <w:t>(N-1) + (N-1)</w:t>
+      </w:r>
+      <w:r>
+        <w:rPr>
+          <w:rFonts w:hint="eastAsia"/>
+        </w:rPr>
+        <w:t>번을 이동할 수 있다.</w:t>
+      </w:r>
+      <w:r>
+        <w:t xml:space="preserve"> </w:t>
+      </w:r>
+      <w:r>
+        <w:rPr>
+          <w:rFonts w:hint="eastAsia"/>
+        </w:rPr>
+        <w:t xml:space="preserve">따라서 시간복잡도는 </w:t>
+      </w:r>
+      <w:r>
+        <w:t>O(N)</w:t>
+      </w:r>
+      <w:r>
+        <w:rPr>
+          <w:rFonts w:hint="eastAsia"/>
+        </w:rPr>
+        <w:t>이다.</w:t>
+      </w:r>
+      <w:bookmarkStart w:id="0" w:name="_GoBack"/>
+      <w:bookmarkEnd w:id="0"/>
     </w:p>
     <w:sectPr>
       <w:pgSz w:w="11906" w:h="16838"/>
@@ -938,7 +1372,7 @@
 </file>
 
 <file path=word/styles.xml><?xml version="1.0" encoding="utf-8"?>
-<w:styles xmlns:mc="http://schemas.openxmlformats.org/markup-compatibility/2006" xmlns:r="http://schemas.openxmlformats.org/officeDocument/2006/relationships" xmlns:w="http://schemas.openxmlformats.org/wordprocessingml/2006/main" xmlns:w14="http://schemas.microsoft.com/office/word/2010/wordml" xmlns:w15="http://schemas.microsoft.com/office/word/2012/wordml" xmlns:w16cid="http://schemas.microsoft.com/office/word/2016/wordml/cid" xmlns:w16se="http://schemas.microsoft.com/office/word/2015/wordml/symex" mc:Ignorable="w14 w15 w16se w16cid">
+<w:styles xmlns:mc="http://schemas.openxmlformats.org/markup-compatibility/2006" xmlns:r="http://schemas.openxmlformats.org/officeDocument/2006/relationships" xmlns:w="http://schemas.openxmlformats.org/wordprocessingml/2006/main" xmlns:w14="http://schemas.microsoft.com/office/word/2010/wordml" xmlns:w15="http://schemas.microsoft.com/office/word/2012/wordml" xmlns:w16se="http://schemas.microsoft.com/office/word/2015/wordml/symex" mc:Ignorable="w14 w15 w16se">
   <w:docDefaults>
     <w:rPrDefault>
       <w:rPr>
@@ -955,7 +1389,7 @@
       </w:pPr>
     </w:pPrDefault>
   </w:docDefaults>
-  <w:latentStyles w:defLockedState="0" w:defUIPriority="99" w:defSemiHidden="0" w:defUnhideWhenUsed="0" w:defQFormat="0" w:count="375">
+  <w:latentStyles w:defLockedState="0" w:defUIPriority="99" w:defSemiHidden="0" w:defUnhideWhenUsed="0" w:defQFormat="0" w:count="371">
     <w:lsdException w:name="Normal" w:uiPriority="0" w:qFormat="1"/>
     <w:lsdException w:name="heading 1" w:uiPriority="9" w:qFormat="1"/>
     <w:lsdException w:name="heading 2" w:semiHidden="1" w:uiPriority="9" w:unhideWhenUsed="1" w:qFormat="1"/>
@@ -1327,10 +1761,6 @@
     <w:lsdException w:name="List Table 5 Dark Accent 6" w:uiPriority="50"/>
     <w:lsdException w:name="List Table 6 Colorful Accent 6" w:uiPriority="51"/>
     <w:lsdException w:name="List Table 7 Colorful Accent 6" w:uiPriority="52"/>
-    <w:lsdException w:name="Mention" w:semiHidden="1" w:unhideWhenUsed="1"/>
-    <w:lsdException w:name="Smart Hyperlink" w:semiHidden="1" w:unhideWhenUsed="1"/>
-    <w:lsdException w:name="Hashtag" w:semiHidden="1" w:unhideWhenUsed="1"/>
-    <w:lsdException w:name="Unresolved Mention" w:semiHidden="1" w:unhideWhenUsed="1"/>
   </w:latentStyles>
   <w:style w:type="paragraph" w:default="1" w:styleId="a">
     <w:name w:val="Normal"/>
